--- a/eng/docx/64.content.docx
+++ b/eng/docx/64.content.docx
@@ -136,13 +136,6 @@
         <w:rPr>
           <w:lang w:val="en_US" w:bidi="en_US"/>
         </w:rPr>
-      </w:r>
-      <w:r>
-        <w:rPr>
-          <w:i/>
-          <w:lang w:val="en_US" w:bidi="en_US"/>
-        </w:rPr>
-        <w:t>3 John 1:1, 3 John 1:1 (#2), 3 John 1:2, 3 John 1:4, 3 John 1:5, 3 John 1:6, 3 John 1:7, 3 John 1:8, 3 John 1:9, 3 John 1:9 (#2), 3 John 1:10, 3 John 1:10 (#2), 3 John 1:10 (#3), 3 John 1:11, 3 John 1:14</w:t>
       </w:r>
       <w:r>
         <w:rPr>

--- a/eng/docx/64.content.docx
+++ b/eng/docx/64.content.docx
@@ -123,19 +123,6 @@
           <w:lang w:val="en_US" w:bidi="en_US"/>
         </w:rPr>
         <w:t>3JN</w:t>
-      </w:r>
-      <w:r>
-        <w:rPr>
-          <w:lang w:val="en_US" w:bidi="en_US"/>
-        </w:rPr>
-      </w:r>
-    </w:p>
-    <w:p>
-      <w:pPr/>
-      <w:r>
-        <w:rPr>
-          <w:lang w:val="en_US" w:bidi="en_US"/>
-        </w:rPr>
       </w:r>
       <w:r>
         <w:rPr>

--- a/eng/docx/64.content.docx
+++ b/eng/docx/64.content.docx
@@ -19,7 +19,7 @@
         <w:rPr>
           <w:lang w:val="en_US" w:bidi="en_US"/>
         </w:rPr>
-        <w:t>Resource: Translation Questions (unfoldingWord)</w:t>
+        <w:t>Resource: unfoldingWord® Translation Questions</w:t>
       </w:r>
       <w:r>
         <w:rPr>
@@ -85,7 +85,7 @@
         <w:rPr>
           <w:lang w:val="en_US" w:bidi="en_US"/>
         </w:rPr>
-        <w:t>Translation Questions (unfoldingWord)</w:t>
+        <w:t>unfoldingWord® Translation Questions</w:t>
       </w:r>
     </w:p>
     <w:p>

--- a/eng/docx/64.content.docx
+++ b/eng/docx/64.content.docx
@@ -185,7 +185,7 @@
         <w:rPr>
           <w:lang w:val="en_US" w:bidi="en_US"/>
         </w:rPr>
-        <w:t>3 John 1:1</w:t>
+        <w:t>3 John 1:1 (#1)</w:t>
       </w:r>
       <w:r>
         <w:rPr>
@@ -311,7 +311,7 @@
         <w:rPr>
           <w:lang w:val="en_US" w:bidi="en_US"/>
         </w:rPr>
-        <w:t>3 John 1:2</w:t>
+        <w:t>3 John 1:2 (#1)</w:t>
       </w:r>
       <w:r>
         <w:rPr>
@@ -374,7 +374,7 @@
         <w:rPr>
           <w:lang w:val="en_US" w:bidi="en_US"/>
         </w:rPr>
-        <w:t>3 John 1:4</w:t>
+        <w:t>3 John 1:4 (#1)</w:t>
       </w:r>
       <w:r>
         <w:rPr>
@@ -437,7 +437,7 @@
         <w:rPr>
           <w:lang w:val="en_US" w:bidi="en_US"/>
         </w:rPr>
-        <w:t>3 John 1:5</w:t>
+        <w:t>3 John 1:5 (#1)</w:t>
       </w:r>
       <w:r>
         <w:rPr>
@@ -500,7 +500,7 @@
         <w:rPr>
           <w:lang w:val="en_US" w:bidi="en_US"/>
         </w:rPr>
-        <w:t>3 John 1:6</w:t>
+        <w:t>3 John 1:6 (#1)</w:t>
       </w:r>
       <w:r>
         <w:rPr>
@@ -563,7 +563,7 @@
         <w:rPr>
           <w:lang w:val="en_US" w:bidi="en_US"/>
         </w:rPr>
-        <w:t>3 John 1:7</w:t>
+        <w:t>3 John 1:7 (#1)</w:t>
       </w:r>
       <w:r>
         <w:rPr>
@@ -626,7 +626,7 @@
         <w:rPr>
           <w:lang w:val="en_US" w:bidi="en_US"/>
         </w:rPr>
-        <w:t>3 John 1:8</w:t>
+        <w:t>3 John 1:8 (#1)</w:t>
       </w:r>
       <w:r>
         <w:rPr>
@@ -689,7 +689,7 @@
         <w:rPr>
           <w:lang w:val="en_US" w:bidi="en_US"/>
         </w:rPr>
-        <w:t>3 John 1:9</w:t>
+        <w:t>3 John 1:9 (#1)</w:t>
       </w:r>
       <w:r>
         <w:rPr>
@@ -815,7 +815,7 @@
         <w:rPr>
           <w:lang w:val="en_US" w:bidi="en_US"/>
         </w:rPr>
-        <w:t>3 John 1:10</w:t>
+        <w:t>3 John 1:10 (#1)</w:t>
       </w:r>
       <w:r>
         <w:rPr>
@@ -878,6 +878,69 @@
         <w:rPr>
           <w:lang w:val="en_US" w:bidi="en_US"/>
         </w:rPr>
+        <w:t>3 John 1:10 (#3)</w:t>
+      </w:r>
+      <w:r>
+        <w:rPr>
+          <w:lang w:val="en_US" w:bidi="en_US"/>
+        </w:rPr>
+      </w:r>
+    </w:p>
+    <w:p>
+      <w:pPr/>
+      <w:r>
+        <w:rPr>
+          <w:lang w:val="en_US" w:bidi="en_US"/>
+        </w:rPr>
+      </w:r>
+      <w:r>
+        <w:rPr>
+          <w:b/>
+          <w:lang w:val="en_US" w:bidi="en_US"/>
+        </w:rPr>
+        <w:t>What does Diotrephes do with those who are willing to receive these brothers?</w:t>
+      </w:r>
+    </w:p>
+    <w:p>
+      <w:pPr/>
+      <w:r>
+        <w:rPr>
+          <w:lang w:val="en_US" w:bidi="en_US"/>
+        </w:rPr>
+      </w:r>
+      <w:r>
+        <w:rPr>
+          <w:lang w:val="en_US" w:bidi="en_US"/>
+        </w:rPr>
+        <w:t>Diotrephes stops them from receiving the brothers and puts them out of the church.</w:t>
+      </w:r>
+      <w:r>
+        <w:rPr>
+          <w:lang w:val="en_US" w:bidi="en_US"/>
+        </w:rPr>
+      </w:r>
+      <w:r>
+        <w:rPr>
+          <w:lang w:val="en_US" w:bidi="en_US"/>
+        </w:rPr>
+      </w:r>
+    </w:p>
+    <w:p>
+      <w:pPr/>
+      <w:r>
+        <w:rPr>
+          <w:lang w:val="en_US" w:bidi="en_US"/>
+        </w:rPr>
+      </w:r>
+    </w:p>
+    <w:p>
+      <w:pPr>
+        <w:pStyle w:val="Heading2"/>
+      </w:pPr>
+      <w:r>
+        <w:rPr>
+          <w:lang w:val="en_US" w:bidi="en_US"/>
+        </w:rPr>
         <w:t>3 John 1:10 (#2)</w:t>
       </w:r>
       <w:r>
@@ -941,7 +1004,7 @@
         <w:rPr>
           <w:lang w:val="en_US" w:bidi="en_US"/>
         </w:rPr>
-        <w:t>3 John 1:10 (#3)</w:t>
+        <w:t>3 John 1:11 (#1)</w:t>
       </w:r>
       <w:r>
         <w:rPr>
@@ -961,7 +1024,7 @@
           <w:b/>
           <w:lang w:val="en_US" w:bidi="en_US"/>
         </w:rPr>
-        <w:t>What does Diotrephes do with those who are willing to receive these brothers?</w:t>
+        <w:t>What does John tell Gaius to imitate?</w:t>
       </w:r>
     </w:p>
     <w:p>
@@ -975,7 +1038,7 @@
         <w:rPr>
           <w:lang w:val="en_US" w:bidi="en_US"/>
         </w:rPr>
-        <w:t>Diotrephes stops them from receiving the brothers and puts them out of the church.</w:t>
+        <w:t>John tells Gaius to imitate what is good.</w:t>
       </w:r>
       <w:r>
         <w:rPr>
@@ -1004,70 +1067,7 @@
         <w:rPr>
           <w:lang w:val="en_US" w:bidi="en_US"/>
         </w:rPr>
-        <w:t>3 John 1:11</w:t>
-      </w:r>
-      <w:r>
-        <w:rPr>
-          <w:lang w:val="en_US" w:bidi="en_US"/>
-        </w:rPr>
-      </w:r>
-    </w:p>
-    <w:p>
-      <w:pPr/>
-      <w:r>
-        <w:rPr>
-          <w:lang w:val="en_US" w:bidi="en_US"/>
-        </w:rPr>
-      </w:r>
-      <w:r>
-        <w:rPr>
-          <w:b/>
-          <w:lang w:val="en_US" w:bidi="en_US"/>
-        </w:rPr>
-        <w:t>What does John tell Gaius to imitate?</w:t>
-      </w:r>
-    </w:p>
-    <w:p>
-      <w:pPr/>
-      <w:r>
-        <w:rPr>
-          <w:lang w:val="en_US" w:bidi="en_US"/>
-        </w:rPr>
-      </w:r>
-      <w:r>
-        <w:rPr>
-          <w:lang w:val="en_US" w:bidi="en_US"/>
-        </w:rPr>
-        <w:t>John tells Gaius to imitate what is good.</w:t>
-      </w:r>
-      <w:r>
-        <w:rPr>
-          <w:lang w:val="en_US" w:bidi="en_US"/>
-        </w:rPr>
-      </w:r>
-      <w:r>
-        <w:rPr>
-          <w:lang w:val="en_US" w:bidi="en_US"/>
-        </w:rPr>
-      </w:r>
-    </w:p>
-    <w:p>
-      <w:pPr/>
-      <w:r>
-        <w:rPr>
-          <w:lang w:val="en_US" w:bidi="en_US"/>
-        </w:rPr>
-      </w:r>
-    </w:p>
-    <w:p>
-      <w:pPr>
-        <w:pStyle w:val="Heading2"/>
-      </w:pPr>
-      <w:r>
-        <w:rPr>
-          <w:lang w:val="en_US" w:bidi="en_US"/>
-        </w:rPr>
-        <w:t>3 John 1:14</w:t>
+        <w:t>3 John 1:14 (#1)</w:t>
       </w:r>
       <w:r>
         <w:rPr>
